--- a/Collatio/10/1. Textos/1. Marcados/10-C.docx
+++ b/Collatio/10/1. Textos/1. Marcados/10-C.docx
@@ -1,49 +1,49 @@
 
 <file path=word/document.xml><?xml version="1.0" encoding="utf-8"?>
-<w:document xmlns:wpc="http://schemas.microsoft.com/office/word/2010/wordprocessingCanvas" xmlns:cx="http://schemas.microsoft.com/office/drawing/2014/chartex" xmlns:cx1="http://schemas.microsoft.com/office/drawing/2015/9/8/chartex" xmlns:cx2="http://schemas.microsoft.com/office/drawing/2015/10/21/chartex" xmlns:cx3="http://schemas.microsoft.com/office/drawing/2016/5/9/chartex" xmlns:cx4="http://schemas.microsoft.com/office/drawing/2016/5/10/chartex" xmlns:cx5="http://schemas.microsoft.com/office/drawing/2016/5/11/chartex" xmlns:cx6="http://schemas.microsoft.com/office/drawing/2016/5/12/chartex" xmlns:cx7="http://schemas.microsoft.com/office/drawing/2016/5/13/chartex" xmlns:cx8="http://schemas.microsoft.com/office/drawing/2016/5/14/chartex" xmlns:mc="http://schemas.openxmlformats.org/markup-compatibility/2006" xmlns:aink="http://schemas.microsoft.com/office/drawing/2016/ink" xmlns:am3d="http://schemas.microsoft.com/office/drawing/2017/model3d" xmlns:o="urn:schemas-microsoft-com:office:office" xmlns:oel="http://schemas.microsoft.com/office/2019/extlst" xmlns:r="http://schemas.openxmlformats.org/officeDocument/2006/relationships" xmlns:m="http://schemas.openxmlformats.org/officeDocument/2006/math" xmlns:v="urn:schemas-microsoft-com:vml" xmlns:wp14="http://schemas.microsoft.com/office/word/2010/wordprocessingDrawing" xmlns:wp="http://schemas.openxmlformats.org/drawingml/2006/wordprocessingDrawing" xmlns:w10="urn:schemas-microsoft-com:office:word" xmlns:w="http://schemas.openxmlformats.org/wordprocessingml/2006/main" xmlns:w14="http://schemas.microsoft.com/office/word/2010/wordml" xmlns:w15="http://schemas.microsoft.com/office/word/2012/wordml" xmlns:w16cex="http://schemas.microsoft.com/office/word/2018/wordml/cex" xmlns:w16cid="http://schemas.microsoft.com/office/word/2016/wordml/cid" xmlns:w16="http://schemas.microsoft.com/office/word/2018/wordml" xmlns:w16du="http://schemas.microsoft.com/office/word/2023/wordml/word16du" xmlns:w16sdtdh="http://schemas.microsoft.com/office/word/2020/wordml/sdtdatahash" xmlns:w16se="http://schemas.microsoft.com/office/word/2015/wordml/symex" xmlns:wpg="http://schemas.microsoft.com/office/word/2010/wordprocessingGroup" xmlns:wpi="http://schemas.microsoft.com/office/word/2010/wordprocessingInk" xmlns:wne="http://schemas.microsoft.com/office/word/2006/wordml" xmlns:wps="http://schemas.microsoft.com/office/word/2010/wordprocessingShape" mc:Ignorable="w14 w15 w16se w16cid w16 w16cex w16sdtdh wp14">
+<w:document xmlns:wpc="http://schemas.microsoft.com/office/word/2010/wordprocessingCanvas" xmlns:cx="http://schemas.microsoft.com/office/drawing/2014/chartex" xmlns:cx1="http://schemas.microsoft.com/office/drawing/2015/9/8/chartex" xmlns:cx2="http://schemas.microsoft.com/office/drawing/2015/10/21/chartex" xmlns:cx3="http://schemas.microsoft.com/office/drawing/2016/5/9/chartex" xmlns:cx4="http://schemas.microsoft.com/office/drawing/2016/5/10/chartex" xmlns:cx5="http://schemas.microsoft.com/office/drawing/2016/5/11/chartex" xmlns:cx6="http://schemas.microsoft.com/office/drawing/2016/5/12/chartex" xmlns:cx7="http://schemas.microsoft.com/office/drawing/2016/5/13/chartex" xmlns:cx8="http://schemas.microsoft.com/office/drawing/2016/5/14/chartex" xmlns:mc="http://schemas.openxmlformats.org/markup-compatibility/2006" xmlns:aink="http://schemas.microsoft.com/office/drawing/2016/ink" xmlns:am3d="http://schemas.microsoft.com/office/drawing/2017/model3d" xmlns:o="urn:schemas-microsoft-com:office:office" xmlns:oel="http://schemas.microsoft.com/office/2019/extlst" xmlns:r="http://schemas.openxmlformats.org/officeDocument/2006/relationships" xmlns:m="http://schemas.openxmlformats.org/officeDocument/2006/math" xmlns:v="urn:schemas-microsoft-com:vml" xmlns:wp14="http://schemas.microsoft.com/office/word/2010/wordprocessingDrawing" xmlns:wp="http://schemas.openxmlformats.org/drawingml/2006/wordprocessingDrawing" xmlns:w10="urn:schemas-microsoft-com:office:word" xmlns:w="http://schemas.openxmlformats.org/wordprocessingml/2006/main" xmlns:w14="http://schemas.microsoft.com/office/word/2010/wordml" xmlns:w15="http://schemas.microsoft.com/office/word/2012/wordml" xmlns:w16cex="http://schemas.microsoft.com/office/word/2018/wordml/cex" xmlns:w16cid="http://schemas.microsoft.com/office/word/2016/wordml/cid" xmlns:w16="http://schemas.microsoft.com/office/word/2018/wordml" xmlns:w16du="http://schemas.microsoft.com/office/word/2023/wordml/word16du" xmlns:w16sdtdh="http://schemas.microsoft.com/office/word/2020/wordml/sdtdatahash" xmlns:w16sdtfl="http://schemas.microsoft.com/office/word/2024/wordml/sdtformatlock" xmlns:w16se="http://schemas.microsoft.com/office/word/2015/wordml/symex" xmlns:wpg="http://schemas.microsoft.com/office/word/2010/wordprocessingGroup" xmlns:wpi="http://schemas.microsoft.com/office/word/2010/wordprocessingInk" xmlns:wne="http://schemas.microsoft.com/office/word/2006/wordml" xmlns:wps="http://schemas.microsoft.com/office/word/2010/wordprocessingShape" mc:Ignorable="w14 w15 w16se w16cid w16 w16cex w16sdtdh w16sdtfl w16du wp14">
   <w:body>
     <w:p>
       <w:pPr>
         <w:rPr>
-          <w:rFonts w:ascii="Garamond" w:hAnsi="Garamond"/>
+          <w:rFonts w:ascii="Brill" w:hAnsi="Brill"/>
         </w:rPr>
       </w:pPr>
       <w:r>
         <w:rPr>
-          <w:rFonts w:ascii="Garamond" w:hAnsi="Garamond"/>
+          <w:rFonts w:ascii="Brill" w:hAnsi="Brill"/>
           <w:color w:val="FF0000"/>
         </w:rPr>
         <w:t>29r</w:t>
       </w:r>
       <w:r>
         <w:rPr>
-          <w:rFonts w:ascii="Garamond" w:hAnsi="Garamond"/>
+          <w:rFonts w:ascii="Brill" w:hAnsi="Brill"/>
         </w:rPr>
         <w:t xml:space="preserve"> Dixo el deciplo al maestro. por que razon quiso dios encarnar en santa Maria. ca yo tengo que bien pudiera el salvar el mundo si quisiera sin tomar carne d ella. respondio el maestro yo te lo dire por razon derecha que non pudiera seer de otra guisa. si non como fue % Sepas que en el pecado de Adam fueron tres parcioneros % el </w:t>
       </w:r>
       <w:r>
         <w:rPr>
-          <w:rFonts w:ascii="Garamond" w:hAnsi="Garamond"/>
+          <w:rFonts w:ascii="Brill" w:hAnsi="Brill"/>
           <w:color w:val="FF0000"/>
         </w:rPr>
         <w:t>29v</w:t>
       </w:r>
       <w:r>
         <w:rPr>
-          <w:rFonts w:ascii="Garamond" w:hAnsi="Garamond"/>
+          <w:rFonts w:ascii="Brill" w:hAnsi="Brill"/>
         </w:rPr>
         <w:t xml:space="preserve"> primero fue el diablo en figura de serpiente que lo andovo % el segundo fue Eva que lo consejo % el tercero fue Adam que lo consintio e lo puso en obra. pues asi como este pecado era fecho por tres. asi conviene que la salutacion por que se avia a salvar el mundo que fuese otro si por tres. e quiero te dezir en que manera. ca en logar de la serpiente. andovo el spritu santo. en guisa como se fiziese la encarnacion en dos maneras andovo el spritu santo. lo primero en dar gracia a santa Maria que fue ella tal en si mesma que toviese el por derecho de entrar en ella % la segunda en como ovo esto aguisado en ella tovo por guisado e por derecho de decender a tomar carne en esta virgen bien aventurada. e en logar de Eva que lo consejo fue el angel Gabriel que traxo la mensajeria e consejo la bien en aquello que dixo. e asi como Adam lo consentio e lo puso por obra. asi consentio ella en las palabras </w:t>
       </w:r>
       <w:r>
         <w:rPr>
-          <w:rFonts w:ascii="Garamond" w:hAnsi="Garamond"/>
+          <w:rFonts w:ascii="Brill" w:hAnsi="Brill"/>
           <w:color w:val="FF0000"/>
         </w:rPr>
         <w:t>30r</w:t>
       </w:r>
       <w:r>
         <w:rPr>
-          <w:rFonts w:ascii="Garamond" w:hAnsi="Garamond"/>
+          <w:rFonts w:ascii="Brill" w:hAnsi="Brill"/>
         </w:rPr>
         <w:t xml:space="preserve"> que dixo el angel. en manera que dios veno alli a conplir su obra. de mas d esto fallaras tu en el comienço de la salutacion que le dixo ave. que es contraria de Eva e la entencion por que gelo dixiera el angel. fuera por esto. que en todas las cosas del mundo avia de seer su contrario</w:t>
       </w:r>
@@ -59,7 +59,7 @@
 </file>
 
 <file path=word/styles.xml><?xml version="1.0" encoding="utf-8"?>
-<w:styles xmlns:mc="http://schemas.openxmlformats.org/markup-compatibility/2006" xmlns:r="http://schemas.openxmlformats.org/officeDocument/2006/relationships" xmlns:w="http://schemas.openxmlformats.org/wordprocessingml/2006/main" xmlns:w14="http://schemas.microsoft.com/office/word/2010/wordml" xmlns:w15="http://schemas.microsoft.com/office/word/2012/wordml" xmlns:w16cex="http://schemas.microsoft.com/office/word/2018/wordml/cex" xmlns:w16cid="http://schemas.microsoft.com/office/word/2016/wordml/cid" xmlns:w16="http://schemas.microsoft.com/office/word/2018/wordml" xmlns:w16sdtdh="http://schemas.microsoft.com/office/word/2020/wordml/sdtdatahash" xmlns:w16se="http://schemas.microsoft.com/office/word/2015/wordml/symex" mc:Ignorable="w14 w15 w16se w16cid w16 w16cex w16sdtdh">
+<w:styles xmlns:mc="http://schemas.openxmlformats.org/markup-compatibility/2006" xmlns:r="http://schemas.openxmlformats.org/officeDocument/2006/relationships" xmlns:w="http://schemas.openxmlformats.org/wordprocessingml/2006/main" xmlns:w14="http://schemas.microsoft.com/office/word/2010/wordml" xmlns:w15="http://schemas.microsoft.com/office/word/2012/wordml" xmlns:w16cex="http://schemas.microsoft.com/office/word/2018/wordml/cex" xmlns:w16cid="http://schemas.microsoft.com/office/word/2016/wordml/cid" xmlns:w16="http://schemas.microsoft.com/office/word/2018/wordml" xmlns:w16du="http://schemas.microsoft.com/office/word/2023/wordml/word16du" xmlns:w16sdtdh="http://schemas.microsoft.com/office/word/2020/wordml/sdtdatahash" xmlns:w16sdtfl="http://schemas.microsoft.com/office/word/2024/wordml/sdtformatlock" xmlns:w16se="http://schemas.microsoft.com/office/word/2015/wordml/symex" mc:Ignorable="w14 w15 w16se w16cid w16 w16cex w16sdtdh w16sdtfl w16du">
   <w:docDefaults>
     <w:rPrDefault>
       <w:rPr>
